--- a/docs/AgroGest_Manual_de_Utilizacao.docx
+++ b/docs/AgroGest_Manual_de_Utilizacao.docx
@@ -12,7 +12,7 @@
           <w:noProof/>
         </w:rPr>
         <w:drawing>
-          <wp:inline distT="0" distB="0" distL="0" distR="0" wp14:anchorId="0FAE6B36" wp14:editId="3153C30C">
+          <wp:inline distT="0" distB="0" distL="0" distR="0" wp14:anchorId="61D6691C" wp14:editId="798B398D">
             <wp:extent cx="1440000" cy="1440000"/>
             <wp:effectExtent l="0" t="0" r="0" b="0"/>
             <wp:docPr id="1" name="Picture 1"/>
@@ -206,7 +206,7 @@
       <w:r>
         <w:fldChar w:fldCharType="separate"/>
       </w:r>
-      <w:hyperlink w:anchor="_Toc244110548" w:history="1">
+      <w:hyperlink w:anchor="_Toc244119015" w:history="1">
         <w:r>
           <w:rPr>
             <w:rStyle w:val="Hyperlink"/>
@@ -233,7 +233,7 @@
             <w:noProof/>
             <w:webHidden/>
           </w:rPr>
-          <w:instrText xml:space="preserve"> PAGEREF _Toc244110548 \h </w:instrText>
+          <w:instrText xml:space="preserve"> PAGEREF _Toc244119015 \h </w:instrText>
         </w:r>
         <w:r>
           <w:rPr>
@@ -276,7 +276,7 @@
           <w:lang w:val="pt-MZ" w:eastAsia="pt-MZ"/>
         </w:rPr>
       </w:pPr>
-      <w:hyperlink w:anchor="_Toc244110549" w:history="1">
+      <w:hyperlink w:anchor="_Toc244119016" w:history="1">
         <w:r>
           <w:rPr>
             <w:rStyle w:val="Hyperlink"/>
@@ -303,7 +303,7 @@
             <w:noProof/>
             <w:webHidden/>
           </w:rPr>
-          <w:instrText xml:space="preserve"> PAGEREF _Toc244110549 \h </w:instrText>
+          <w:instrText xml:space="preserve"> PAGEREF _Toc244119016 \h </w:instrText>
         </w:r>
         <w:r>
           <w:rPr>
@@ -346,7 +346,7 @@
           <w:lang w:val="pt-MZ" w:eastAsia="pt-MZ"/>
         </w:rPr>
       </w:pPr>
-      <w:hyperlink w:anchor="_Toc244110550" w:history="1">
+      <w:hyperlink w:anchor="_Toc244119017" w:history="1">
         <w:r>
           <w:rPr>
             <w:rStyle w:val="Hyperlink"/>
@@ -373,7 +373,7 @@
             <w:noProof/>
             <w:webHidden/>
           </w:rPr>
-          <w:instrText xml:space="preserve"> PAGEREF _Toc244110550 \h </w:instrText>
+          <w:instrText xml:space="preserve"> PAGEREF _Toc244119017 \h </w:instrText>
         </w:r>
         <w:r>
           <w:rPr>
@@ -416,7 +416,7 @@
           <w:lang w:val="pt-MZ" w:eastAsia="pt-MZ"/>
         </w:rPr>
       </w:pPr>
-      <w:hyperlink w:anchor="_Toc244110551" w:history="1">
+      <w:hyperlink w:anchor="_Toc244119018" w:history="1">
         <w:r>
           <w:rPr>
             <w:rStyle w:val="Hyperlink"/>
@@ -443,7 +443,7 @@
             <w:noProof/>
             <w:webHidden/>
           </w:rPr>
-          <w:instrText xml:space="preserve"> PAGEREF _Toc244110551 \h </w:instrText>
+          <w:instrText xml:space="preserve"> PAGEREF _Toc244119018 \h </w:instrText>
         </w:r>
         <w:r>
           <w:rPr>
@@ -486,7 +486,7 @@
           <w:lang w:val="pt-MZ" w:eastAsia="pt-MZ"/>
         </w:rPr>
       </w:pPr>
-      <w:hyperlink w:anchor="_Toc244110552" w:history="1">
+      <w:hyperlink w:anchor="_Toc244119019" w:history="1">
         <w:r>
           <w:rPr>
             <w:rStyle w:val="Hyperlink"/>
@@ -513,7 +513,7 @@
             <w:noProof/>
             <w:webHidden/>
           </w:rPr>
-          <w:instrText xml:space="preserve"> PAGEREF _Toc244110552 \h </w:instrText>
+          <w:instrText xml:space="preserve"> PAGEREF _Toc244119019 \h </w:instrText>
         </w:r>
         <w:r>
           <w:rPr>
@@ -556,7 +556,7 @@
           <w:lang w:val="pt-MZ" w:eastAsia="pt-MZ"/>
         </w:rPr>
       </w:pPr>
-      <w:hyperlink w:anchor="_Toc244110553" w:history="1">
+      <w:hyperlink w:anchor="_Toc244119020" w:history="1">
         <w:r>
           <w:rPr>
             <w:rStyle w:val="Hyperlink"/>
@@ -583,7 +583,7 @@
             <w:noProof/>
             <w:webHidden/>
           </w:rPr>
-          <w:instrText xml:space="preserve"> PAGEREF _Toc244110553 \h </w:instrText>
+          <w:instrText xml:space="preserve"> PAGEREF _Toc244119020 \h </w:instrText>
         </w:r>
         <w:r>
           <w:rPr>
@@ -626,7 +626,7 @@
           <w:lang w:val="pt-MZ" w:eastAsia="pt-MZ"/>
         </w:rPr>
       </w:pPr>
-      <w:hyperlink w:anchor="_Toc244110554" w:history="1">
+      <w:hyperlink w:anchor="_Toc244119021" w:history="1">
         <w:r>
           <w:rPr>
             <w:rStyle w:val="Hyperlink"/>
@@ -653,7 +653,7 @@
             <w:noProof/>
             <w:webHidden/>
           </w:rPr>
-          <w:instrText xml:space="preserve"> PAGEREF _Toc244110554 \h </w:instrText>
+          <w:instrText xml:space="preserve"> PAGEREF _Toc244119021 \h </w:instrText>
         </w:r>
         <w:r>
           <w:rPr>
@@ -696,7 +696,7 @@
           <w:lang w:val="pt-MZ" w:eastAsia="pt-MZ"/>
         </w:rPr>
       </w:pPr>
-      <w:hyperlink w:anchor="_Toc244110555" w:history="1">
+      <w:hyperlink w:anchor="_Toc244119022" w:history="1">
         <w:r>
           <w:rPr>
             <w:rStyle w:val="Hyperlink"/>
@@ -723,7 +723,7 @@
             <w:noProof/>
             <w:webHidden/>
           </w:rPr>
-          <w:instrText xml:space="preserve"> PAGEREF _Toc244110555 \h </w:instrText>
+          <w:instrText xml:space="preserve"> PAGEREF _Toc244119022 \h </w:instrText>
         </w:r>
         <w:r>
           <w:rPr>
@@ -766,7 +766,7 @@
           <w:lang w:val="pt-MZ" w:eastAsia="pt-MZ"/>
         </w:rPr>
       </w:pPr>
-      <w:hyperlink w:anchor="_Toc244110556" w:history="1">
+      <w:hyperlink w:anchor="_Toc244119023" w:history="1">
         <w:r>
           <w:rPr>
             <w:rStyle w:val="Hyperlink"/>
@@ -793,7 +793,7 @@
             <w:noProof/>
             <w:webHidden/>
           </w:rPr>
-          <w:instrText xml:space="preserve"> PAGEREF _Toc244110556 \h </w:instrText>
+          <w:instrText xml:space="preserve"> PAGEREF _Toc244119023 \h </w:instrText>
         </w:r>
         <w:r>
           <w:rPr>
@@ -836,7 +836,7 @@
           <w:lang w:val="pt-MZ" w:eastAsia="pt-MZ"/>
         </w:rPr>
       </w:pPr>
-      <w:hyperlink w:anchor="_Toc244110557" w:history="1">
+      <w:hyperlink w:anchor="_Toc244119024" w:history="1">
         <w:r>
           <w:rPr>
             <w:rStyle w:val="Hyperlink"/>
@@ -863,7 +863,7 @@
             <w:noProof/>
             <w:webHidden/>
           </w:rPr>
-          <w:instrText xml:space="preserve"> PAGEREF _Toc244110557 \h </w:instrText>
+          <w:instrText xml:space="preserve"> PAGEREF _Toc244119024 \h </w:instrText>
         </w:r>
         <w:r>
           <w:rPr>
@@ -906,7 +906,7 @@
           <w:lang w:val="pt-MZ" w:eastAsia="pt-MZ"/>
         </w:rPr>
       </w:pPr>
-      <w:hyperlink w:anchor="_Toc244110558" w:history="1">
+      <w:hyperlink w:anchor="_Toc244119025" w:history="1">
         <w:r>
           <w:rPr>
             <w:rStyle w:val="Hyperlink"/>
@@ -933,7 +933,7 @@
             <w:noProof/>
             <w:webHidden/>
           </w:rPr>
-          <w:instrText xml:space="preserve"> PAGEREF _Toc244110558 \h </w:instrText>
+          <w:instrText xml:space="preserve"> PAGEREF _Toc244119025 \h </w:instrText>
         </w:r>
         <w:r>
           <w:rPr>
@@ -976,7 +976,7 @@
           <w:lang w:val="pt-MZ" w:eastAsia="pt-MZ"/>
         </w:rPr>
       </w:pPr>
-      <w:hyperlink w:anchor="_Toc244110559" w:history="1">
+      <w:hyperlink w:anchor="_Toc244119026" w:history="1">
         <w:r>
           <w:rPr>
             <w:rStyle w:val="Hyperlink"/>
@@ -1003,7 +1003,7 @@
             <w:noProof/>
             <w:webHidden/>
           </w:rPr>
-          <w:instrText xml:space="preserve"> PAGEREF _Toc244110559 \h </w:instrText>
+          <w:instrText xml:space="preserve"> PAGEREF _Toc244119026 \h </w:instrText>
         </w:r>
         <w:r>
           <w:rPr>
@@ -1046,7 +1046,7 @@
           <w:lang w:val="pt-MZ" w:eastAsia="pt-MZ"/>
         </w:rPr>
       </w:pPr>
-      <w:hyperlink w:anchor="_Toc244110560" w:history="1">
+      <w:hyperlink w:anchor="_Toc244119027" w:history="1">
         <w:r>
           <w:rPr>
             <w:rStyle w:val="Hyperlink"/>
@@ -1073,7 +1073,7 @@
             <w:noProof/>
             <w:webHidden/>
           </w:rPr>
-          <w:instrText xml:space="preserve"> PAGEREF _Toc244110560 \h </w:instrText>
+          <w:instrText xml:space="preserve"> PAGEREF _Toc244119027 \h </w:instrText>
         </w:r>
         <w:r>
           <w:rPr>
@@ -1116,7 +1116,7 @@
           <w:lang w:val="pt-MZ" w:eastAsia="pt-MZ"/>
         </w:rPr>
       </w:pPr>
-      <w:hyperlink w:anchor="_Toc244110561" w:history="1">
+      <w:hyperlink w:anchor="_Toc244119028" w:history="1">
         <w:r>
           <w:rPr>
             <w:rStyle w:val="Hyperlink"/>
@@ -1143,7 +1143,7 @@
             <w:noProof/>
             <w:webHidden/>
           </w:rPr>
-          <w:instrText xml:space="preserve"> PAGEREF _Toc244110561 \h </w:instrText>
+          <w:instrText xml:space="preserve"> PAGEREF _Toc244119028 \h </w:instrText>
         </w:r>
         <w:r>
           <w:rPr>
@@ -1186,7 +1186,7 @@
           <w:lang w:val="pt-MZ" w:eastAsia="pt-MZ"/>
         </w:rPr>
       </w:pPr>
-      <w:hyperlink w:anchor="_Toc244110562" w:history="1">
+      <w:hyperlink w:anchor="_Toc244119029" w:history="1">
         <w:r>
           <w:rPr>
             <w:rStyle w:val="Hyperlink"/>
@@ -1213,7 +1213,7 @@
             <w:noProof/>
             <w:webHidden/>
           </w:rPr>
-          <w:instrText xml:space="preserve"> PAGEREF _Toc244110562 \h </w:instrText>
+          <w:instrText xml:space="preserve"> PAGEREF _Toc244119029 \h </w:instrText>
         </w:r>
         <w:r>
           <w:rPr>
@@ -1256,7 +1256,7 @@
           <w:lang w:val="pt-MZ" w:eastAsia="pt-MZ"/>
         </w:rPr>
       </w:pPr>
-      <w:hyperlink w:anchor="_Toc244110563" w:history="1">
+      <w:hyperlink w:anchor="_Toc244119030" w:history="1">
         <w:r>
           <w:rPr>
             <w:rStyle w:val="Hyperlink"/>
@@ -1283,7 +1283,7 @@
             <w:noProof/>
             <w:webHidden/>
           </w:rPr>
-          <w:instrText xml:space="preserve"> PAGEREF _Toc244110563 \h </w:instrText>
+          <w:instrText xml:space="preserve"> PAGEREF _Toc244119030 \h </w:instrText>
         </w:r>
         <w:r>
           <w:rPr>
@@ -1326,7 +1326,7 @@
           <w:lang w:val="pt-MZ" w:eastAsia="pt-MZ"/>
         </w:rPr>
       </w:pPr>
-      <w:hyperlink w:anchor="_Toc244110564" w:history="1">
+      <w:hyperlink w:anchor="_Toc244119031" w:history="1">
         <w:r>
           <w:rPr>
             <w:rStyle w:val="Hyperlink"/>
@@ -1353,7 +1353,7 @@
             <w:noProof/>
             <w:webHidden/>
           </w:rPr>
-          <w:instrText xml:space="preserve"> PAGEREF _Toc244110564 \h </w:instrText>
+          <w:instrText xml:space="preserve"> PAGEREF _Toc244119031 \h </w:instrText>
         </w:r>
         <w:r>
           <w:rPr>
@@ -1396,7 +1396,7 @@
           <w:lang w:val="pt-MZ" w:eastAsia="pt-MZ"/>
         </w:rPr>
       </w:pPr>
-      <w:hyperlink w:anchor="_Toc244110565" w:history="1">
+      <w:hyperlink w:anchor="_Toc244119032" w:history="1">
         <w:r>
           <w:rPr>
             <w:rStyle w:val="Hyperlink"/>
@@ -1423,7 +1423,7 @@
             <w:noProof/>
             <w:webHidden/>
           </w:rPr>
-          <w:instrText xml:space="preserve"> PAGEREF _Toc244110565 \h </w:instrText>
+          <w:instrText xml:space="preserve"> PAGEREF _Toc244119032 \h </w:instrText>
         </w:r>
         <w:r>
           <w:rPr>
@@ -1466,7 +1466,7 @@
           <w:lang w:val="pt-MZ" w:eastAsia="pt-MZ"/>
         </w:rPr>
       </w:pPr>
-      <w:hyperlink w:anchor="_Toc244110566" w:history="1">
+      <w:hyperlink w:anchor="_Toc244119033" w:history="1">
         <w:r>
           <w:rPr>
             <w:rStyle w:val="Hyperlink"/>
@@ -1493,7 +1493,7 @@
             <w:noProof/>
             <w:webHidden/>
           </w:rPr>
-          <w:instrText xml:space="preserve"> PAGEREF _Toc244110566 \h </w:instrText>
+          <w:instrText xml:space="preserve"> PAGEREF _Toc244119033 \h </w:instrText>
         </w:r>
         <w:r>
           <w:rPr>
@@ -1536,7 +1536,7 @@
           <w:lang w:val="pt-MZ" w:eastAsia="pt-MZ"/>
         </w:rPr>
       </w:pPr>
-      <w:hyperlink w:anchor="_Toc244110567" w:history="1">
+      <w:hyperlink w:anchor="_Toc244119034" w:history="1">
         <w:r>
           <w:rPr>
             <w:rStyle w:val="Hyperlink"/>
@@ -1563,7 +1563,7 @@
             <w:noProof/>
             <w:webHidden/>
           </w:rPr>
-          <w:instrText xml:space="preserve"> PAGEREF _Toc244110567 \h </w:instrText>
+          <w:instrText xml:space="preserve"> PAGEREF _Toc244119034 \h </w:instrText>
         </w:r>
         <w:r>
           <w:rPr>
@@ -1583,7 +1583,7 @@
             <w:noProof/>
             <w:webHidden/>
           </w:rPr>
-          <w:t>18</w:t>
+          <w:t>19</w:t>
         </w:r>
         <w:r>
           <w:rPr>
@@ -1606,7 +1606,7 @@
           <w:lang w:val="pt-MZ" w:eastAsia="pt-MZ"/>
         </w:rPr>
       </w:pPr>
-      <w:hyperlink w:anchor="_Toc244110568" w:history="1">
+      <w:hyperlink w:anchor="_Toc244119035" w:history="1">
         <w:r>
           <w:rPr>
             <w:rStyle w:val="Hyperlink"/>
@@ -1633,7 +1633,7 @@
             <w:noProof/>
             <w:webHidden/>
           </w:rPr>
-          <w:instrText xml:space="preserve"> PAGEREF _Toc244110568 \h </w:instrText>
+          <w:instrText xml:space="preserve"> PAGEREF _Toc244119035 \h </w:instrText>
         </w:r>
         <w:r>
           <w:rPr>
@@ -1676,7 +1676,7 @@
           <w:lang w:val="pt-MZ" w:eastAsia="pt-MZ"/>
         </w:rPr>
       </w:pPr>
-      <w:hyperlink w:anchor="_Toc244110569" w:history="1">
+      <w:hyperlink w:anchor="_Toc244119036" w:history="1">
         <w:r>
           <w:rPr>
             <w:rStyle w:val="Hyperlink"/>
@@ -1703,7 +1703,7 @@
             <w:noProof/>
             <w:webHidden/>
           </w:rPr>
-          <w:instrText xml:space="preserve"> PAGEREF _Toc244110569 \h </w:instrText>
+          <w:instrText xml:space="preserve"> PAGEREF _Toc244119036 \h </w:instrText>
         </w:r>
         <w:r>
           <w:rPr>
@@ -1746,7 +1746,7 @@
           <w:lang w:val="pt-MZ" w:eastAsia="pt-MZ"/>
         </w:rPr>
       </w:pPr>
-      <w:hyperlink w:anchor="_Toc244110570" w:history="1">
+      <w:hyperlink w:anchor="_Toc244119037" w:history="1">
         <w:r>
           <w:rPr>
             <w:rStyle w:val="Hyperlink"/>
@@ -1773,7 +1773,7 @@
             <w:noProof/>
             <w:webHidden/>
           </w:rPr>
-          <w:instrText xml:space="preserve"> PAGEREF _Toc244110570 \h </w:instrText>
+          <w:instrText xml:space="preserve"> PAGEREF _Toc244119037 \h </w:instrText>
         </w:r>
         <w:r>
           <w:rPr>
@@ -1816,7 +1816,7 @@
           <w:lang w:val="pt-MZ" w:eastAsia="pt-MZ"/>
         </w:rPr>
       </w:pPr>
-      <w:hyperlink w:anchor="_Toc244110571" w:history="1">
+      <w:hyperlink w:anchor="_Toc244119038" w:history="1">
         <w:r>
           <w:rPr>
             <w:rStyle w:val="Hyperlink"/>
@@ -1843,7 +1843,7 @@
             <w:noProof/>
             <w:webHidden/>
           </w:rPr>
-          <w:instrText xml:space="preserve"> PAGEREF _Toc244110571 \h </w:instrText>
+          <w:instrText xml:space="preserve"> PAGEREF _Toc244119038 \h </w:instrText>
         </w:r>
         <w:r>
           <w:rPr>
@@ -1888,7 +1888,7 @@
       <w:pPr>
         <w:pStyle w:val="Heading1"/>
       </w:pPr>
-      <w:bookmarkStart w:id="0" w:name="_Toc244110548"/>
+      <w:bookmarkStart w:id="0" w:name="_Toc244119015"/>
       <w:r>
         <w:lastRenderedPageBreak/>
         <w:t>1. Introdução</w:t>
@@ -1897,7 +1897,13 @@
     </w:p>
     <w:p>
       <w:r>
-        <w:t>O AgroGest é uma aplicação web que apoia um agricultor da província de Nampula na gestão da sua atividade: fornecedores, produtos em stock, campanhas agrícolas, cultivos e colheitas, vendas a clientes com emissão de factura e relatórios. Este manual descreve, passo a passo, as principais operações disponíveis para cada perfil de utilizador.</w:t>
+        <w:t>O AgroGest é uma aplicação web que apoia um agricultor da província de N</w:t>
+      </w:r>
+      <w:r>
+        <w:t xml:space="preserve">ampula na gestão da sua atividade: fornecedores, produtos em stock, campanhas agrícolas, cultivos e colheitas, vendas a clientes com emissão de factura e relatórios. Este manual descreve, passo a passo, as principais operações disponíveis para cada perfil </w:t>
+      </w:r>
+      <w:r>
+        <w:t>de utilizador.</w:t>
       </w:r>
     </w:p>
     <w:tbl>
@@ -2029,7 +2035,7 @@
       <w:pPr>
         <w:pStyle w:val="Heading1"/>
       </w:pPr>
-      <w:bookmarkStart w:id="1" w:name="_Toc244110549"/>
+      <w:bookmarkStart w:id="1" w:name="_Toc244119016"/>
       <w:r>
         <w:t>2. Acesso ao sistema</w:t>
       </w:r>
@@ -2052,7 +2058,13 @@
         <w:rPr>
           <w:b/>
         </w:rPr>
-        <w:t>http://IP-DO-SERVIDOR:8081/agrogest</w:t>
+        <w:t>http://IP-DO-SERVIDOR:8</w:t>
+      </w:r>
+      <w:r>
+        <w:rPr>
+          <w:b/>
+        </w:rPr>
+        <w:t>081/agrogest</w:t>
       </w:r>
       <w:r>
         <w:t xml:space="preserve"> a partir de outro computador da mesma rede). A página inicial é o ecrã de entrada. Estão disponíveis as seguintes contas de teste:</w:t>
@@ -2420,14 +2432,17 @@
     </w:p>
     <w:p>
       <w:r>
-        <w:t>No primeiro arranque o sistema já traz dados de demonstração: três fornecedores (AgroSementes Nampula, Fertimoc, Lda e Ferragens da Beira, Lda), três produtos com fotografia (Milho, Adubo NPK 12-24-12 e Enxada), quatro compras com as facturas FT-2026-1 a FT-2026-4 e a Campanha 2025/2026 (fechada) com um cultivo de milho e uma colheita. A interface adapta-se ao ecrã do telemóvel: nesse caso o menu fica recolhido no botão Menu.</w:t>
+        <w:t>No primeiro arranque o sistema já traz dados de demonstração: três fornecedores (AgroSementes Nampula, Fertimoc, Lda e Ferragens da Beira, Lda), três produtos com fotografia (Milho, Adubo NPK 12-24-12 e Enxada), quatro compr</w:t>
+      </w:r>
+      <w:r>
+        <w:t>as com as facturas FT-2026-1 a FT-2026-4 e a Campanha 2025/2026 (fechada) com um cultivo de milho e uma colheita. A interface adapta-se ao ecrã do telemóvel: nesse caso o menu fica recolhido no botão Menu.</w:t>
       </w:r>
     </w:p>
     <w:p>
       <w:pPr>
         <w:pStyle w:val="Heading1"/>
       </w:pPr>
-      <w:bookmarkStart w:id="2" w:name="_Toc244110550"/>
+      <w:bookmarkStart w:id="2" w:name="_Toc244119017"/>
       <w:r>
         <w:t>3. Módulo Administrador</w:t>
       </w:r>
@@ -2437,9 +2452,12 @@
       <w:pPr>
         <w:pStyle w:val="Heading2"/>
       </w:pPr>
-      <w:bookmarkStart w:id="3" w:name="_Toc244110551"/>
-      <w:r>
-        <w:t>3.1 Entrar como administrador</w:t>
+      <w:bookmarkStart w:id="3" w:name="_Toc244119018"/>
+      <w:r>
+        <w:t>3.1 Entrar como administra</w:t>
+      </w:r>
+      <w:r>
+        <w:t>dor</w:t>
       </w:r>
       <w:bookmarkEnd w:id="3"/>
     </w:p>
@@ -2477,6 +2495,7 @@
         <w:ind w:left="567" w:hanging="340"/>
       </w:pPr>
       <w:r>
+        <w:lastRenderedPageBreak/>
         <w:t>2.</w:t>
       </w:r>
       <w:r>
@@ -2538,7 +2557,7 @@
           <w:noProof/>
         </w:rPr>
         <w:drawing>
-          <wp:inline distT="0" distB="0" distL="0" distR="0" wp14:anchorId="756E6152" wp14:editId="26988F4F">
+          <wp:inline distT="0" distB="0" distL="0" distR="0" wp14:anchorId="6D2BC304" wp14:editId="42E566C4">
             <wp:extent cx="5220000" cy="3262500"/>
             <wp:effectExtent l="0" t="0" r="0" b="0"/>
             <wp:docPr id="2" name="Picture 2"/>
@@ -2589,7 +2608,7 @@
       <w:pPr>
         <w:pStyle w:val="Heading2"/>
       </w:pPr>
-      <w:bookmarkStart w:id="4" w:name="_Toc244110552"/>
+      <w:bookmarkStart w:id="4" w:name="_Toc244119019"/>
       <w:r>
         <w:t>3.2 Painel</w:t>
       </w:r>
@@ -2597,7 +2616,13 @@
     </w:p>
     <w:p>
       <w:r>
-        <w:t>O painel mostra os totais do sistema (fornecedores, produtos, clientes, vendas e campanhas) e atalhos para todos os menus. Clicar num total abre a página correspondente. O menu superior está sempre disponível.</w:t>
+        <w:t xml:space="preserve">O painel mostra os totais do sistema </w:t>
+      </w:r>
+      <w:r>
+        <w:t>(fornecedores, produtos, clientes, vendas e campanhas) em cartões: o nome aparece em maiúsculas, em verde claro, por trás do número. Abaixo ficam os atalhos para todos os menus. Clicar num total abre a página correspondente. O menu superior está sempre dis</w:t>
+      </w:r>
+      <w:r>
+        <w:t>ponível e, no ecrã do computador, uma fotografia decorativa acompanha a página do lado direito.</w:t>
       </w:r>
     </w:p>
     <w:p>
@@ -2610,9 +2635,10 @@
         <w:rPr>
           <w:noProof/>
         </w:rPr>
+        <w:lastRenderedPageBreak/>
         <w:drawing>
-          <wp:inline distT="0" distB="0" distL="0" distR="0" wp14:anchorId="45BEA1BD" wp14:editId="3D4FB9E9">
-            <wp:extent cx="5220000" cy="3262500"/>
+          <wp:inline distT="0" distB="0" distL="0" distR="0" wp14:anchorId="75A43FD9" wp14:editId="39324F15">
+            <wp:extent cx="5220000" cy="3764109"/>
             <wp:effectExtent l="0" t="0" r="0" b="0"/>
             <wp:docPr id="3" name="Picture 3"/>
             <wp:cNvGraphicFramePr>
@@ -2634,7 +2660,7 @@
                   <pic:spPr>
                     <a:xfrm>
                       <a:off x="0" y="0"/>
-                      <a:ext cx="5220000" cy="3262500"/>
+                      <a:ext cx="5220000" cy="3764109"/>
                     </a:xfrm>
                     <a:prstGeom prst="rect">
                       <a:avLst/>
@@ -2662,7 +2688,7 @@
       <w:pPr>
         <w:pStyle w:val="Heading2"/>
       </w:pPr>
-      <w:bookmarkStart w:id="5" w:name="_Toc244110553"/>
+      <w:bookmarkStart w:id="5" w:name="_Toc244119020"/>
       <w:r>
         <w:t>3.3 Gestão de fornecedores</w:t>
       </w:r>
@@ -2706,7 +2732,10 @@
       </w:r>
       <w:r>
         <w:tab/>
-        <w:t>Preencher nome, tipo (SEMENTES, MAQUINARIA, FERTILIZANTES ou FERRAMENTAS), contacto e província. Exemplo: "Sementes do Sul, Lda", tipo SEMENTES, +258 84 300 1122, Maputo.</w:t>
+        <w:t>Preencher nome, tipo (SEMENTES, MAQUINARIA, FERTILIZANTES ou FER</w:t>
+      </w:r>
+      <w:r>
+        <w:t>RAMENTAS), contacto e província. Exemplo: "Sementes do Sul, Lda", tipo SEMENTES, +258 84 300 1122, Maputo.</w:t>
       </w:r>
     </w:p>
     <w:p>
@@ -2756,7 +2785,10 @@
         <w:t>Remover</w:t>
       </w:r>
       <w:r>
-        <w:t xml:space="preserve"> na linha e confirmar (ver secção 3.8). Não é possível remover um fornecedor que tenha produtos associados.</w:t>
+        <w:t xml:space="preserve"> na linha e confirmar (ver</w:t>
+      </w:r>
+      <w:r>
+        <w:t xml:space="preserve"> secção 3.8). Não é possível remover um fornecedor que tenha produtos associados.</w:t>
       </w:r>
     </w:p>
     <w:p>
@@ -2769,8 +2801,9 @@
         <w:rPr>
           <w:noProof/>
         </w:rPr>
+        <w:lastRenderedPageBreak/>
         <w:drawing>
-          <wp:inline distT="0" distB="0" distL="0" distR="0" wp14:anchorId="369BE8DA" wp14:editId="1640B86F">
+          <wp:inline distT="0" distB="0" distL="0" distR="0" wp14:anchorId="5A10BE28" wp14:editId="4F5BE317">
             <wp:extent cx="5220000" cy="3866062"/>
             <wp:effectExtent l="0" t="0" r="0" b="0"/>
             <wp:docPr id="4" name="Picture 4"/>
@@ -2821,7 +2854,7 @@
       <w:pPr>
         <w:pStyle w:val="Heading2"/>
       </w:pPr>
-      <w:bookmarkStart w:id="6" w:name="_Toc244110554"/>
+      <w:bookmarkStart w:id="6" w:name="_Toc244119021"/>
       <w:r>
         <w:t>3.4 Gestão de produtos</w:t>
       </w:r>
@@ -2865,7 +2898,10 @@
       </w:r>
       <w:r>
         <w:tab/>
-        <w:t>Preencher nome, categoria (SEMENTE, FERTILIZANTE, MAQUINARIA ou FERRAMENTA), fornecedor, preço, quantidade, unidade (kg, saco, unidade), validade e descrição. Exemplo: "Semente Feijão nhemba", SEMENTE, fornecedor "Sementes do Sul, Lda", 320 MT, 400 kg, validade 15/06/2027.</w:t>
+        <w:t>Preencher nome, categoria (SEMENTE, FERTILIZANTE, MAQUINARIA ou FERRAMENTA), fornecedor</w:t>
+      </w:r>
+      <w:r>
+        <w:t>, preço, quantidade, unidade (kg, saco, unidade), validade e descrição. Exemplo: "Semente Feijão nhemba", SEMENTE, fornecedor "Sementes do Sul, Lda", 320 MT, 400 kg, validade 15/06/2027.</w:t>
       </w:r>
     </w:p>
     <w:p>
@@ -2881,6 +2917,8 @@
       </w:r>
       <w:r>
         <w:tab/>
+      </w:r>
+      <w:r>
         <w:t xml:space="preserve">A fotografia é opcional e pode ser indicada de duas formas: </w:t>
       </w:r>
       <w:r>
@@ -2931,7 +2969,10 @@
       </w:r>
       <w:r>
         <w:tab/>
-        <w:t xml:space="preserve">Para repor stock, escrever a quantidade no campo da coluna </w:t>
+        <w:t>Para repor stock, escr</w:t>
+      </w:r>
+      <w:r>
+        <w:t xml:space="preserve">ever a quantidade no campo da coluna </w:t>
       </w:r>
       <w:r>
         <w:rPr>
@@ -2987,8 +3028,9 @@
         <w:rPr>
           <w:noProof/>
         </w:rPr>
+        <w:lastRenderedPageBreak/>
         <w:drawing>
-          <wp:inline distT="0" distB="0" distL="0" distR="0" wp14:anchorId="4BF02781" wp14:editId="57286E02">
+          <wp:inline distT="0" distB="0" distL="0" distR="0" wp14:anchorId="1323CC0A" wp14:editId="5F575793">
             <wp:extent cx="4937142" cy="5399999"/>
             <wp:effectExtent l="0" t="0" r="0" b="0"/>
             <wp:docPr id="5" name="Picture 5"/>
@@ -3039,7 +3081,7 @@
       <w:pPr>
         <w:pStyle w:val="Heading2"/>
       </w:pPr>
-      <w:bookmarkStart w:id="7" w:name="_Toc244110555"/>
+      <w:bookmarkStart w:id="7" w:name="_Toc244119022"/>
       <w:r>
         <w:t>3.5 Gestão de campanhas</w:t>
       </w:r>
@@ -3058,7 +3100,10 @@
       </w:r>
       <w:r>
         <w:tab/>
-        <w:t xml:space="preserve">Abrir o menu </w:t>
+        <w:t>A</w:t>
+      </w:r>
+      <w:r>
+        <w:t xml:space="preserve">brir o menu </w:t>
       </w:r>
       <w:r>
         <w:rPr>
@@ -3164,8 +3209,9 @@
         <w:rPr>
           <w:noProof/>
         </w:rPr>
+        <w:lastRenderedPageBreak/>
         <w:drawing>
-          <wp:inline distT="0" distB="0" distL="0" distR="0" wp14:anchorId="45111D04" wp14:editId="3C92F792">
+          <wp:inline distT="0" distB="0" distL="0" distR="0" wp14:anchorId="34C7883B" wp14:editId="65C21380">
             <wp:extent cx="5220000" cy="3401156"/>
             <wp:effectExtent l="0" t="0" r="0" b="0"/>
             <wp:docPr id="6" name="Picture 6"/>
@@ -3216,7 +3262,7 @@
       <w:pPr>
         <w:pStyle w:val="Heading2"/>
       </w:pPr>
-      <w:bookmarkStart w:id="8" w:name="_Toc244110556"/>
+      <w:bookmarkStart w:id="8" w:name="_Toc244119023"/>
       <w:r>
         <w:t>3.6 Gestão de cultivos</w:t>
       </w:r>
@@ -3260,7 +3306,10 @@
       </w:r>
       <w:r>
         <w:tab/>
-        <w:t>Escolher a campanha e indicar cultura, variedade, hectares e data de plantio. Exemplo: "Feijão nhemba", variedade "Macia", 8 ha, plantio a 15/11/2026. Só é possível registar cultivos em campanhas abertas.</w:t>
+        <w:t>Escolher a campanha e indicar cultura, var</w:t>
+      </w:r>
+      <w:r>
+        <w:t>iedade, hectares e data de plantio. Exemplo: "Feijão nhemba", variedade "Macia", 8 ha, plantio a 15/11/2026. Só é possível registar cultivos em campanhas abertas.</w:t>
       </w:r>
     </w:p>
     <w:p>
@@ -3314,8 +3363,9 @@
         <w:rPr>
           <w:noProof/>
         </w:rPr>
+        <w:lastRenderedPageBreak/>
         <w:drawing>
-          <wp:inline distT="0" distB="0" distL="0" distR="0" wp14:anchorId="6D308310" wp14:editId="7920F3A5">
+          <wp:inline distT="0" distB="0" distL="0" distR="0" wp14:anchorId="61730E0F" wp14:editId="15EF3942">
             <wp:extent cx="5220000" cy="3401156"/>
             <wp:effectExtent l="0" t="0" r="0" b="0"/>
             <wp:docPr id="7" name="Picture 7"/>
@@ -3366,7 +3416,7 @@
       <w:pPr>
         <w:pStyle w:val="Heading2"/>
       </w:pPr>
-      <w:bookmarkStart w:id="9" w:name="_Toc244110557"/>
+      <w:bookmarkStart w:id="9" w:name="_Toc244119024"/>
       <w:r>
         <w:t>3.7 Gestão de colheitas</w:t>
       </w:r>
@@ -3435,7 +3485,10 @@
         <w:t>Registar colheita</w:t>
       </w:r>
       <w:r>
-        <w:t>. O sistema calcula o valor total (quantidade × preço por kg); no exemplo, 3200 × 22 = 70.400,00 MT.</w:t>
+        <w:t>. O sistema calcula o v</w:t>
+      </w:r>
+      <w:r>
+        <w:t>alor total (quantidade × preço por kg); no exemplo, 3200 × 22 = 70.400,00 MT.</w:t>
       </w:r>
     </w:p>
     <w:p>
@@ -3448,8 +3501,9 @@
         <w:rPr>
           <w:noProof/>
         </w:rPr>
+        <w:lastRenderedPageBreak/>
         <w:drawing>
-          <wp:inline distT="0" distB="0" distL="0" distR="0" wp14:anchorId="00300472" wp14:editId="4D27347F">
+          <wp:inline distT="0" distB="0" distL="0" distR="0" wp14:anchorId="15744A5B" wp14:editId="2955536F">
             <wp:extent cx="5220000" cy="3609141"/>
             <wp:effectExtent l="0" t="0" r="0" b="0"/>
             <wp:docPr id="8" name="Picture 8"/>
@@ -3500,7 +3554,7 @@
       <w:pPr>
         <w:pStyle w:val="Heading2"/>
       </w:pPr>
-      <w:bookmarkStart w:id="10" w:name="_Toc244110558"/>
+      <w:bookmarkStart w:id="10" w:name="_Toc244119025"/>
       <w:r>
         <w:t>3.8 Remover registos</w:t>
       </w:r>
@@ -3540,7 +3594,7 @@
           <w:noProof/>
         </w:rPr>
         <w:drawing>
-          <wp:inline distT="0" distB="0" distL="0" distR="0" wp14:anchorId="7415D6FC" wp14:editId="04E56A86">
+          <wp:inline distT="0" distB="0" distL="0" distR="0" wp14:anchorId="496EA303" wp14:editId="34709430">
             <wp:extent cx="5220000" cy="3262500"/>
             <wp:effectExtent l="0" t="0" r="0" b="0"/>
             <wp:docPr id="9" name="Picture 9"/>
@@ -3584,11 +3638,18 @@
         <w:rPr>
           <w:i/>
         </w:rPr>
-        <w:t>Figura 8: Página de confirmação de uma remoção</w:t>
-      </w:r>
-    </w:p>
-    <w:p>
-      <w:r>
+        <w:t>Figura 8</w:t>
+      </w:r>
+      <w:r>
+        <w:rPr>
+          <w:i/>
+        </w:rPr>
+        <w:t>: Página de confirmação de uma remoção</w:t>
+      </w:r>
+    </w:p>
+    <w:p>
+      <w:r>
+        <w:lastRenderedPageBreak/>
         <w:t>Se a remoção violar uma regra do sistema, aparece um aviso e nada é removido. Por exemplo, a Campanha 2026/2027 já tem um cultivo, por isso não pode ser removida.</w:t>
       </w:r>
     </w:p>
@@ -3603,7 +3664,7 @@
           <w:noProof/>
         </w:rPr>
         <w:drawing>
-          <wp:inline distT="0" distB="0" distL="0" distR="0" wp14:anchorId="70345C96" wp14:editId="23D0D264">
+          <wp:inline distT="0" distB="0" distL="0" distR="0" wp14:anchorId="5DF1D711" wp14:editId="21D49B04">
             <wp:extent cx="5220000" cy="3401156"/>
             <wp:effectExtent l="0" t="0" r="0" b="0"/>
             <wp:docPr id="10" name="Picture 10"/>
@@ -3647,14 +3708,20 @@
         <w:rPr>
           <w:i/>
         </w:rPr>
-        <w:t>Figura 9: Aviso ao tentar remover uma campanha com cultivos</w:t>
+        <w:t>Figura 9: Aviso ao tentar remover uma campanha com c</w:t>
+      </w:r>
+      <w:r>
+        <w:rPr>
+          <w:i/>
+        </w:rPr>
+        <w:t>ultivos</w:t>
       </w:r>
     </w:p>
     <w:p>
       <w:pPr>
         <w:pStyle w:val="Heading2"/>
       </w:pPr>
-      <w:bookmarkStart w:id="11" w:name="_Toc244110559"/>
+      <w:bookmarkStart w:id="11" w:name="_Toc244119026"/>
       <w:r>
         <w:t>3.9 Listagens</w:t>
       </w:r>
@@ -3741,7 +3808,10 @@
               <w:jc w:val="left"/>
             </w:pPr>
             <w:r>
-              <w:t>Produtos e Armazém</w:t>
+              <w:t xml:space="preserve">Produtos </w:t>
+            </w:r>
+            <w:r>
+              <w:t>e Armazém</w:t>
             </w:r>
           </w:p>
         </w:tc>
@@ -3852,7 +3922,10 @@
         <w:t>Ativar</w:t>
       </w:r>
       <w:r>
-        <w:t xml:space="preserve"> a conta de um cliente; um cliente desativado não consegue entrar.</w:t>
+        <w:t xml:space="preserve"> a conta de um clien</w:t>
+      </w:r>
+      <w:r>
+        <w:t>te; um cliente desativado não consegue entrar.</w:t>
       </w:r>
     </w:p>
     <w:p>
@@ -3865,8 +3938,9 @@
         <w:rPr>
           <w:noProof/>
         </w:rPr>
+        <w:lastRenderedPageBreak/>
         <w:drawing>
-          <wp:inline distT="0" distB="0" distL="0" distR="0" wp14:anchorId="1D240F63" wp14:editId="0B6F0044">
+          <wp:inline distT="0" distB="0" distL="0" distR="0" wp14:anchorId="744BBB3F" wp14:editId="185B5514">
             <wp:extent cx="5220000" cy="3262500"/>
             <wp:effectExtent l="0" t="0" r="0" b="0"/>
             <wp:docPr id="11" name="Picture 11"/>
@@ -3924,7 +3998,7 @@
           <w:noProof/>
         </w:rPr>
         <w:drawing>
-          <wp:inline distT="0" distB="0" distL="0" distR="0" wp14:anchorId="3C69E621" wp14:editId="45AE4705">
+          <wp:inline distT="0" distB="0" distL="0" distR="0" wp14:anchorId="02DB970B" wp14:editId="3D3E2C01">
             <wp:extent cx="5220000" cy="3262500"/>
             <wp:effectExtent l="0" t="0" r="0" b="0"/>
             <wp:docPr id="12" name="Picture 12"/>
@@ -3975,7 +4049,7 @@
       <w:pPr>
         <w:pStyle w:val="Heading2"/>
       </w:pPr>
-      <w:bookmarkStart w:id="12" w:name="_Toc244110560"/>
+      <w:bookmarkStart w:id="12" w:name="_Toc244119027"/>
       <w:r>
         <w:t>3.10 Compras detalhadas</w:t>
       </w:r>
@@ -4014,8 +4088,9 @@
         <w:rPr>
           <w:noProof/>
         </w:rPr>
+        <w:lastRenderedPageBreak/>
         <w:drawing>
-          <wp:inline distT="0" distB="0" distL="0" distR="0" wp14:anchorId="49E76C26" wp14:editId="4E2CC5C5">
+          <wp:inline distT="0" distB="0" distL="0" distR="0" wp14:anchorId="152B063F" wp14:editId="2E9B6E3D">
             <wp:extent cx="5220000" cy="4322812"/>
             <wp:effectExtent l="0" t="0" r="0" b="0"/>
             <wp:docPr id="13" name="Picture 13"/>
@@ -4066,7 +4141,7 @@
       <w:pPr>
         <w:pStyle w:val="Heading2"/>
       </w:pPr>
-      <w:bookmarkStart w:id="13" w:name="_Toc244110561"/>
+      <w:bookmarkStart w:id="13" w:name="_Toc244119028"/>
       <w:r>
         <w:t>3.11 Relatórios</w:t>
       </w:r>
@@ -4160,8 +4235,9 @@
         <w:rPr>
           <w:noProof/>
         </w:rPr>
+        <w:lastRenderedPageBreak/>
         <w:drawing>
-          <wp:inline distT="0" distB="0" distL="0" distR="0" wp14:anchorId="26ABF9D9" wp14:editId="2E9CC729">
+          <wp:inline distT="0" distB="0" distL="0" distR="0" wp14:anchorId="1BE0DB5A" wp14:editId="1C4BC039">
             <wp:extent cx="3931740" cy="5399999"/>
             <wp:effectExtent l="0" t="0" r="0" b="0"/>
             <wp:docPr id="14" name="Picture 14"/>
@@ -4212,7 +4288,7 @@
       <w:pPr>
         <w:pStyle w:val="Heading2"/>
       </w:pPr>
-      <w:bookmarkStart w:id="14" w:name="_Toc244110562"/>
+      <w:bookmarkStart w:id="14" w:name="_Toc244119029"/>
       <w:r>
         <w:t>3.12 Persistência</w:t>
       </w:r>
@@ -4299,8 +4375,9 @@
         <w:rPr>
           <w:noProof/>
         </w:rPr>
+        <w:lastRenderedPageBreak/>
         <w:drawing>
-          <wp:inline distT="0" distB="0" distL="0" distR="0" wp14:anchorId="4F9134C1" wp14:editId="10A1A72F">
+          <wp:inline distT="0" distB="0" distL="0" distR="0" wp14:anchorId="211A0AD9" wp14:editId="7F1EECE3">
             <wp:extent cx="5220000" cy="3262500"/>
             <wp:effectExtent l="0" t="0" r="0" b="0"/>
             <wp:docPr id="15" name="Picture 15"/>
@@ -4351,9 +4428,12 @@
       <w:pPr>
         <w:pStyle w:val="Heading1"/>
       </w:pPr>
-      <w:bookmarkStart w:id="15" w:name="_Toc244110563"/>
-      <w:r>
-        <w:t>4. Módulo Cliente</w:t>
+      <w:bookmarkStart w:id="15" w:name="_Toc244119030"/>
+      <w:r>
+        <w:t>4. Módul</w:t>
+      </w:r>
+      <w:r>
+        <w:t>o Cliente</w:t>
       </w:r>
       <w:bookmarkEnd w:id="15"/>
     </w:p>
@@ -4361,7 +4441,7 @@
       <w:pPr>
         <w:pStyle w:val="Heading2"/>
       </w:pPr>
-      <w:bookmarkStart w:id="16" w:name="_Toc244110564"/>
+      <w:bookmarkStart w:id="16" w:name="_Toc244119031"/>
       <w:r>
         <w:t>4.1 Registo</w:t>
       </w:r>
@@ -4430,7 +4510,10 @@
         <w:t>Registar</w:t>
       </w:r>
       <w:r>
-        <w:t>. O email tem de ser único: se já existir, o sistema avisa.</w:t>
+        <w:t xml:space="preserve">. O </w:t>
+      </w:r>
+      <w:r>
+        <w:t>email tem de ser único: se já existir, o sistema avisa.</w:t>
       </w:r>
     </w:p>
     <w:p>
@@ -4459,8 +4542,9 @@
         <w:rPr>
           <w:noProof/>
         </w:rPr>
+        <w:lastRenderedPageBreak/>
         <w:drawing>
-          <wp:inline distT="0" distB="0" distL="0" distR="0" wp14:anchorId="24976C19" wp14:editId="601AD37F">
+          <wp:inline distT="0" distB="0" distL="0" distR="0" wp14:anchorId="6072BA4C" wp14:editId="2C61DCF0">
             <wp:extent cx="5220000" cy="3670312"/>
             <wp:effectExtent l="0" t="0" r="0" b="0"/>
             <wp:docPr id="16" name="Picture 16"/>
@@ -4511,7 +4595,7 @@
       <w:pPr>
         <w:pStyle w:val="Heading2"/>
       </w:pPr>
-      <w:bookmarkStart w:id="17" w:name="_Toc244110565"/>
+      <w:bookmarkStart w:id="17" w:name="_Toc244119032"/>
       <w:r>
         <w:t>4.2 Catálogo</w:t>
       </w:r>
@@ -4519,7 +4603,10 @@
     </w:p>
     <w:p>
       <w:r>
-        <w:t xml:space="preserve">Depois de entrar, o cliente vê o catálogo com nome, descrição, fotografia, preço, validade, quantidade disponível, fornecedor e categoria de cada produto. Para filtrar, escolher a categoria na lista (Todas, SEMENTE, FERTILIZANTE, MAQUINARIA, FERRAMENTA) e clicar em </w:t>
+        <w:t>Depois de entrar, o cliente vê o catálogo com nome, descrição, fotografia, preço, validade, quanti</w:t>
+      </w:r>
+      <w:r>
+        <w:t xml:space="preserve">dade disponível, fornecedor e categoria de cada produto. Para filtrar, escolher a categoria na lista (Todas, SEMENTE, FERTILIZANTE, MAQUINARIA, FERRAMENTA) e clicar em </w:t>
       </w:r>
       <w:r>
         <w:rPr>
@@ -4528,7 +4615,10 @@
         <w:t>Filtrar</w:t>
       </w:r>
       <w:r>
-        <w:t>.</w:t>
+        <w:t>. No topo, dois cartões mostram o número de produtos apresentados e o número de i</w:t>
+      </w:r>
+      <w:r>
+        <w:t>tens no carrinho (clicar no cartão Carrinho abre o carrinho).</w:t>
       </w:r>
     </w:p>
     <w:p>
@@ -4594,7 +4684,10 @@
       </w:r>
       <w:r>
         <w:tab/>
-        <w:t>Repetir para outros produtos (por exemplo, 1 saco de Adubo NPK 12-24-12).</w:t>
+        <w:t>Repetir para outros produtos (por exemp</w:t>
+      </w:r>
+      <w:r>
+        <w:t>lo, 1 saco de Adubo NPK 12-24-12).</w:t>
       </w:r>
     </w:p>
     <w:p>
@@ -4607,9 +4700,10 @@
         <w:rPr>
           <w:noProof/>
         </w:rPr>
+        <w:lastRenderedPageBreak/>
         <w:drawing>
-          <wp:inline distT="0" distB="0" distL="0" distR="0" wp14:anchorId="003095DE" wp14:editId="62F21A3F">
-            <wp:extent cx="5220000" cy="3751875"/>
+          <wp:inline distT="0" distB="0" distL="0" distR="0" wp14:anchorId="4165A92C" wp14:editId="7417C97C">
+            <wp:extent cx="5220000" cy="5301562"/>
             <wp:effectExtent l="0" t="0" r="0" b="0"/>
             <wp:docPr id="17" name="Picture 17"/>
             <wp:cNvGraphicFramePr>
@@ -4631,7 +4725,7 @@
                   <pic:spPr>
                     <a:xfrm>
                       <a:off x="0" y="0"/>
-                      <a:ext cx="5220000" cy="3751875"/>
+                      <a:ext cx="5220000" cy="5301562"/>
                     </a:xfrm>
                     <a:prstGeom prst="rect">
                       <a:avLst/>
@@ -4659,7 +4753,7 @@
       <w:pPr>
         <w:pStyle w:val="Heading2"/>
       </w:pPr>
-      <w:bookmarkStart w:id="18" w:name="_Toc244110566"/>
+      <w:bookmarkStart w:id="18" w:name="_Toc244119033"/>
       <w:r>
         <w:t>4.3 Carrinho</w:t>
       </w:r>
@@ -4697,7 +4791,13 @@
         <w:rPr>
           <w:b/>
         </w:rPr>
-        <w:t>Atualizar</w:t>
+        <w:t>Atualiza</w:t>
+      </w:r>
+      <w:r>
+        <w:rPr>
+          <w:b/>
+        </w:rPr>
+        <w:t>r</w:t>
       </w:r>
       <w:r>
         <w:t>: mudar a quantidade e clicar em Atualizar;</w:t>
@@ -4809,9 +4909,10 @@
         <w:rPr>
           <w:noProof/>
         </w:rPr>
+        <w:lastRenderedPageBreak/>
         <w:drawing>
-          <wp:inline distT="0" distB="0" distL="0" distR="0" wp14:anchorId="7CE5D05B" wp14:editId="177729BF">
-            <wp:extent cx="5220000" cy="3262500"/>
+          <wp:inline distT="0" distB="0" distL="0" distR="0" wp14:anchorId="4F998558" wp14:editId="4F9D5F01">
+            <wp:extent cx="5220000" cy="3588750"/>
             <wp:effectExtent l="0" t="0" r="0" b="0"/>
             <wp:docPr id="18" name="Picture 18"/>
             <wp:cNvGraphicFramePr>
@@ -4833,7 +4934,7 @@
                   <pic:spPr>
                     <a:xfrm>
                       <a:off x="0" y="0"/>
-                      <a:ext cx="5220000" cy="3262500"/>
+                      <a:ext cx="5220000" cy="3588750"/>
                     </a:xfrm>
                     <a:prstGeom prst="rect">
                       <a:avLst/>
@@ -4859,7 +4960,10 @@
     </w:p>
     <w:p>
       <w:r>
-        <w:t>Se a quantidade pedida for maior do que o stock disponível, o sistema avisa da indisponibilidade, indica a quantidade disponível e não altera o carrinho.</w:t>
+        <w:t xml:space="preserve">Se a </w:t>
+      </w:r>
+      <w:r>
+        <w:t>quantidade pedida for maior do que o stock disponível, o sistema avisa da indisponibilidade, indica a quantidade disponível e não altera o carrinho.</w:t>
       </w:r>
     </w:p>
     <w:p>
@@ -4873,8 +4977,8 @@
           <w:noProof/>
         </w:rPr>
         <w:drawing>
-          <wp:inline distT="0" distB="0" distL="0" distR="0" wp14:anchorId="5189536F" wp14:editId="1C52BB5E">
-            <wp:extent cx="5220000" cy="3262500"/>
+          <wp:inline distT="0" distB="0" distL="0" distR="0" wp14:anchorId="635281A1" wp14:editId="6F43D647">
+            <wp:extent cx="5220000" cy="3588750"/>
             <wp:effectExtent l="0" t="0" r="0" b="0"/>
             <wp:docPr id="19" name="Picture 19"/>
             <wp:cNvGraphicFramePr>
@@ -4896,7 +5000,7 @@
                   <pic:spPr>
                     <a:xfrm>
                       <a:off x="0" y="0"/>
-                      <a:ext cx="5220000" cy="3262500"/>
+                      <a:ext cx="5220000" cy="3588750"/>
                     </a:xfrm>
                     <a:prstGeom prst="rect">
                       <a:avLst/>
@@ -4924,8 +5028,9 @@
       <w:pPr>
         <w:pStyle w:val="Heading2"/>
       </w:pPr>
-      <w:bookmarkStart w:id="19" w:name="_Toc244110567"/>
-      <w:r>
+      <w:bookmarkStart w:id="19" w:name="_Toc244119034"/>
+      <w:r>
+        <w:lastRenderedPageBreak/>
         <w:t>4.4 Finalizar compra</w:t>
       </w:r>
       <w:bookmarkEnd w:id="19"/>
@@ -4998,7 +5103,10 @@
     </w:p>
     <w:p>
       <w:r>
-        <w:t>Ao confirmar, o sistema volta a verificar o stock de todos os itens. Se todos estiverem disponíveis, desconta o stock de todos de uma só vez e emite a factura; se algum faltar, nenhum stock é descontado e o sistema avisa qual o produto indisponível.</w:t>
+        <w:t xml:space="preserve">Ao confirmar, o sistema volta a verificar o stock de todos os itens. Se todos estiverem disponíveis, desconta o stock de todos de uma </w:t>
+      </w:r>
+      <w:r>
+        <w:t>só vez e emite a factura; se algum faltar, nenhum stock é descontado e o sistema avisa qual o produto indisponível.</w:t>
       </w:r>
     </w:p>
     <w:p>
@@ -5012,7 +5120,7 @@
           <w:noProof/>
         </w:rPr>
         <w:drawing>
-          <wp:inline distT="0" distB="0" distL="0" distR="0" wp14:anchorId="2CEACA29" wp14:editId="465A4589">
+          <wp:inline distT="0" distB="0" distL="0" distR="0" wp14:anchorId="18804500" wp14:editId="0BE3D75C">
             <wp:extent cx="5220000" cy="3380766"/>
             <wp:effectExtent l="0" t="0" r="0" b="0"/>
             <wp:docPr id="20" name="Picture 20"/>
@@ -5063,7 +5171,7 @@
       <w:pPr>
         <w:pStyle w:val="Heading2"/>
       </w:pPr>
-      <w:bookmarkStart w:id="20" w:name="_Toc244110568"/>
+      <w:bookmarkStart w:id="20" w:name="_Toc244119035"/>
       <w:r>
         <w:t>4.5 Factura e impressão</w:t>
       </w:r>
@@ -5071,7 +5179,10 @@
     </w:p>
     <w:p>
       <w:r>
-        <w:t xml:space="preserve">A factura tem número sequencial (FT-2026-1, FT-2026-2, ...), data, dados do cliente, itens, subtotal, IVA de 16% e total. No exemplo, a compra do João Silva gerou a factura </w:t>
+        <w:t>A factura tem número sequencial (FT-2026-1, FT-2026-2, ...), data, dados do clien</w:t>
+      </w:r>
+      <w:r>
+        <w:t xml:space="preserve">te, itens, subtotal, IVA de 16% e total. No exemplo, a compra do João Silva gerou a factura </w:t>
       </w:r>
       <w:r>
         <w:rPr>
@@ -5089,7 +5200,10 @@
         <w:t>Ctrl+P</w:t>
       </w:r>
       <w:r>
-        <w:t xml:space="preserve"> (ou Imprimir no menu do navegador): na versão impressa o menu e os botões não aparecem e a factura sai a preto e branco em A4. Para guardar em PDF, escolher *Guardar como PDF* na janela de impressão.</w:t>
+        <w:t xml:space="preserve"> (ou Imprimir no menu do navegador): na versão impressa o menu e os botões não aparecem e a factura sai a preto e branco em A4.</w:t>
+      </w:r>
+      <w:r>
+        <w:t xml:space="preserve"> Para guardar em PDF, escolher *Guardar como PDF* na janela de impressão.</w:t>
       </w:r>
     </w:p>
     <w:p>
@@ -5102,8 +5216,9 @@
         <w:rPr>
           <w:noProof/>
         </w:rPr>
+        <w:lastRenderedPageBreak/>
         <w:drawing>
-          <wp:inline distT="0" distB="0" distL="0" distR="0" wp14:anchorId="102A6CEB" wp14:editId="46A1262C">
+          <wp:inline distT="0" distB="0" distL="0" distR="0" wp14:anchorId="3EC9AD67" wp14:editId="5A0E1F1C">
             <wp:extent cx="5220000" cy="4530797"/>
             <wp:effectExtent l="0" t="0" r="0" b="0"/>
             <wp:docPr id="21" name="Picture 21"/>
@@ -5161,7 +5276,7 @@
           <w:noProof/>
         </w:rPr>
         <w:drawing>
-          <wp:inline distT="0" distB="0" distL="0" distR="0" wp14:anchorId="2F4245AB" wp14:editId="1C77893D">
+          <wp:inline distT="0" distB="0" distL="0" distR="0" wp14:anchorId="6ACC5514" wp14:editId="3BE8CD49">
             <wp:extent cx="5220000" cy="3262500"/>
             <wp:effectExtent l="0" t="0" r="0" b="0"/>
             <wp:docPr id="22" name="Picture 22"/>
@@ -5212,8 +5327,9 @@
       <w:pPr>
         <w:pStyle w:val="Heading2"/>
       </w:pPr>
-      <w:bookmarkStart w:id="21" w:name="_Toc244110569"/>
-      <w:r>
+      <w:bookmarkStart w:id="21" w:name="_Toc244119036"/>
+      <w:r>
+        <w:lastRenderedPageBreak/>
         <w:t>4.6 Minhas compras</w:t>
       </w:r>
       <w:bookmarkEnd w:id="21"/>
@@ -5229,7 +5345,10 @@
         <w:t>Minhas compras</w:t>
       </w:r>
       <w:r>
-        <w:t xml:space="preserve"> mostra o histórico de todas as compras do cliente, com o número da factura, data, número de itens e total. O botão </w:t>
+        <w:t xml:space="preserve"> mostra o histórico de todas as compras do cliente, com o número da f</w:t>
+      </w:r>
+      <w:r>
+        <w:t xml:space="preserve">actura, data, número de itens e total. No topo, três cartões resumem o número de compras, o número de artigos comprados e o total gasto (com IVA). O botão </w:t>
       </w:r>
       <w:r>
         <w:rPr>
@@ -5252,8 +5371,8 @@
           <w:noProof/>
         </w:rPr>
         <w:drawing>
-          <wp:inline distT="0" distB="0" distL="0" distR="0" wp14:anchorId="30D8B404" wp14:editId="047EC28A">
-            <wp:extent cx="5220000" cy="3262500"/>
+          <wp:inline distT="0" distB="0" distL="0" distR="0" wp14:anchorId="6D184E72" wp14:editId="58865EF4">
+            <wp:extent cx="5220000" cy="3588750"/>
             <wp:effectExtent l="0" t="0" r="0" b="0"/>
             <wp:docPr id="23" name="Picture 23"/>
             <wp:cNvGraphicFramePr>
@@ -5275,7 +5394,7 @@
                   <pic:spPr>
                     <a:xfrm>
                       <a:off x="0" y="0"/>
-                      <a:ext cx="5220000" cy="3262500"/>
+                      <a:ext cx="5220000" cy="3588750"/>
                     </a:xfrm>
                     <a:prstGeom prst="rect">
                       <a:avLst/>
@@ -5296,14 +5415,20 @@
         <w:rPr>
           <w:i/>
         </w:rPr>
-        <w:t>Figura 22: Histórico de compras do cliente</w:t>
+        <w:t>Figura 22: His</w:t>
+      </w:r>
+      <w:r>
+        <w:rPr>
+          <w:i/>
+        </w:rPr>
+        <w:t>tórico de compras do cliente</w:t>
       </w:r>
     </w:p>
     <w:p>
       <w:pPr>
         <w:pStyle w:val="Heading1"/>
       </w:pPr>
-      <w:bookmarkStart w:id="22" w:name="_Toc244110570"/>
+      <w:bookmarkStart w:id="22" w:name="_Toc244119037"/>
       <w:r>
         <w:t>5. Regras e mensagens do sistema</w:t>
       </w:r>
@@ -5423,7 +5548,10 @@
               <w:jc w:val="left"/>
             </w:pPr>
             <w:r>
-              <w:t>Aviso de que o produto já não existe; a compra não é feita</w:t>
+              <w:t xml:space="preserve">Aviso de que o produto já </w:t>
+            </w:r>
+            <w:r>
+              <w:t>não existe; a compra não é feita</w:t>
             </w:r>
           </w:p>
         </w:tc>
@@ -5522,7 +5650,10 @@
               <w:jc w:val="left"/>
             </w:pPr>
             <w:r>
-              <w:t>Página 403 - Acesso negado</w:t>
+              <w:t xml:space="preserve">Página 403 - </w:t>
+            </w:r>
+            <w:r>
+              <w:t>Acesso negado</w:t>
             </w:r>
           </w:p>
         </w:tc>
@@ -5574,7 +5705,11 @@
               <w:jc w:val="left"/>
             </w:pPr>
             <w:r>
-              <w:t>Remover campanha com cultivos, cultivo com colheitas ou fornecedor com produtos</w:t>
+              <w:t xml:space="preserve">Remover campanha com cultivos, cultivo com colheitas ou fornecedor com </w:t>
+            </w:r>
+            <w:r>
+              <w:lastRenderedPageBreak/>
+              <w:t>produtos</w:t>
             </w:r>
           </w:p>
         </w:tc>
@@ -5588,6 +5723,7 @@
               <w:jc w:val="left"/>
             </w:pPr>
             <w:r>
+              <w:lastRenderedPageBreak/>
               <w:t>Aviso e a remoção não é feita</w:t>
             </w:r>
           </w:p>
@@ -5621,7 +5757,10 @@
               <w:jc w:val="left"/>
             </w:pPr>
             <w:r>
-              <w:t>Aviso e a campanha não é criada</w:t>
+              <w:t xml:space="preserve">Aviso e a </w:t>
+            </w:r>
+            <w:r>
+              <w:t>campanha não é criada</w:t>
             </w:r>
           </w:p>
         </w:tc>
@@ -5676,7 +5815,7 @@
           <w:noProof/>
         </w:rPr>
         <w:drawing>
-          <wp:inline distT="0" distB="0" distL="0" distR="0" wp14:anchorId="0DF9EDBF" wp14:editId="4822620C">
+          <wp:inline distT="0" distB="0" distL="0" distR="0" wp14:anchorId="35F59414" wp14:editId="293E8A26">
             <wp:extent cx="5220000" cy="3262500"/>
             <wp:effectExtent l="0" t="0" r="0" b="0"/>
             <wp:docPr id="24" name="Picture 24"/>
@@ -5727,7 +5866,7 @@
       <w:pPr>
         <w:pStyle w:val="Heading1"/>
       </w:pPr>
-      <w:bookmarkStart w:id="23" w:name="_Toc244110571"/>
+      <w:bookmarkStart w:id="23" w:name="_Toc244119038"/>
       <w:r>
         <w:t>6. Terminar sessão</w:t>
       </w:r>
@@ -5744,7 +5883,10 @@
         <w:t>Sair</w:t>
       </w:r>
       <w:r>
-        <w:t xml:space="preserve"> no canto superior direito. A sessão é terminada e o carrinho é descartado. As páginas protegidas deixam de estar acessíveis até nova entrada.</w:t>
+        <w:t xml:space="preserve"> no canto superior direito. A sessão é terminada e o carr</w:t>
+      </w:r>
+      <w:r>
+        <w:t>inho é descartado. As páginas protegidas deixam de estar acessíveis até nova entrada.</w:t>
       </w:r>
     </w:p>
     <w:sectPr>
@@ -6323,6 +6465,11 @@
     <w:lsdException w:name="Book Title" w:uiPriority="33" w:qFormat="1"/>
     <w:lsdException w:name="Bibliography" w:semiHidden="1" w:uiPriority="37" w:unhideWhenUsed="1"/>
     <w:lsdException w:name="TOC Heading" w:semiHidden="1" w:uiPriority="39" w:unhideWhenUsed="1" w:qFormat="1"/>
+    <w:lsdException w:name="Plain Table 5" w:semiHidden="1" w:unhideWhenUsed="1"/>
+    <w:lsdException w:name="Grid Table Light" w:semiHidden="1" w:unhideWhenUsed="1"/>
+    <w:lsdException w:name="Grid Table 1 Light" w:semiHidden="1" w:unhideWhenUsed="1"/>
+    <w:lsdException w:name="Grid Table 2" w:semiHidden="1" w:unhideWhenUsed="1"/>
+    <w:lsdException w:name="Grid Table 3" w:semiHidden="1" w:unhideWhenUsed="1"/>
     <w:lsdException w:name="Grid Table 4" w:uiPriority="49"/>
     <w:lsdException w:name="Grid Table 5 Dark" w:uiPriority="50"/>
     <w:lsdException w:name="Grid Table 6 Colorful" w:uiPriority="51"/>
@@ -17411,7 +17558,7 @@
     <w:autoRedefine/>
     <w:uiPriority w:val="39"/>
     <w:unhideWhenUsed/>
-    <w:rsid w:val="0069369E"/>
+    <w:rsid w:val="00293E8C"/>
     <w:pPr>
       <w:spacing w:after="100"/>
     </w:pPr>
@@ -17423,7 +17570,7 @@
     <w:autoRedefine/>
     <w:uiPriority w:val="39"/>
     <w:unhideWhenUsed/>
-    <w:rsid w:val="0069369E"/>
+    <w:rsid w:val="00293E8C"/>
     <w:pPr>
       <w:spacing w:after="100"/>
       <w:ind w:left="240"/>
@@ -17434,7 +17581,7 @@
     <w:basedOn w:val="DefaultParagraphFont"/>
     <w:uiPriority w:val="99"/>
     <w:unhideWhenUsed/>
-    <w:rsid w:val="0069369E"/>
+    <w:rsid w:val="00293E8C"/>
     <w:rPr>
       <w:color w:val="0000FF" w:themeColor="hyperlink"/>
       <w:u w:val="single"/>
